--- a/backend/app/templates/poa/mgts_default.docx
+++ b/backend/app/templates/poa/mgts_default.docx
@@ -544,14 +544,43 @@
           <w:rFonts w:ascii="Arial" w:hAnsi="Arial" w:cs="Arial"/>
         </w:rPr>
       </w:pPr>
-      <w:proofErr w:type="gramStart"/>
-      <w:proofErr w:type="gramEnd"/>
-      <w:r>
-        <w:t>{{ grantee_fio }} ({{ grantee_passport }}), совершать следующие действия:</w:t>
+      <w:r>
+        <w:rPr>
+          <w:rFonts w:ascii="Arial" w:hAnsi="Arial" w:cs="Arial"/>
+        </w:rPr>
+        <w:t xml:space="preserve">{%p for g in grantees %}</w:t>
       </w:r>
     </w:p>
     <w:p>
       <w:pPr>
+        <w:jc w:val="both"/>
+        <w:rPr>
+          <w:rFonts w:ascii="Arial" w:hAnsi="Arial" w:cs="Arial"/>
+        </w:rPr>
+      </w:pPr>
+      <w:r>
+        <w:rPr>
+          <w:rFonts w:ascii="Arial" w:hAnsi="Arial" w:cs="Arial"/>
+        </w:rPr>
+        <w:t xml:space="preserve">{{ g.fio }} ({{ g.passport }}){% if loop.last %}, совершать следующие действия:{% else %};{% endif %}</w:t>
+      </w:r>
+    </w:p>
+    <w:p>
+      <w:pPr>
+        <w:jc w:val="both"/>
+        <w:rPr>
+          <w:rFonts w:ascii="Arial" w:hAnsi="Arial" w:cs="Arial"/>
+        </w:rPr>
+      </w:pPr>
+      <w:r>
+        <w:rPr>
+          <w:rFonts w:ascii="Arial" w:hAnsi="Arial" w:cs="Arial"/>
+        </w:rPr>
+        <w:t xml:space="preserve">{%p endfor %}</w:t>
+      </w:r>
+    </w:p>
+    <w:p>
+      <w:pPr>
         <w:spacing w:after="0" w:line="240" w:lineRule="auto"/>
         <w:jc w:val="both"/>
         <w:rPr>
@@ -560,6 +589,9 @@
         </w:rPr>
       </w:pPr>
       <w:r>
+        <w:rPr>
+          <w:rFonts w:ascii="Arial" w:hAnsi="Arial" w:cs="Arial"/>
+        </w:rPr>
         <w:t>{%p for p in authorities %}</w:t>
       </w:r>
     </w:p>
@@ -573,7 +605,10 @@
         </w:rPr>
       </w:pPr>
       <w:r>
-        <w:t>{{ loop.index }}. {{ p }}</w:t>
+        <w:rPr>
+          <w:rFonts w:ascii="Arial" w:hAnsi="Arial" w:cs="Arial"/>
+        </w:rPr>
+        <w:t>{{ loop.index }}. {{r p }}</w:t>
       </w:r>
     </w:p>
     <w:p>
@@ -586,6 +621,9 @@
         </w:rPr>
       </w:pPr>
       <w:r>
+        <w:rPr>
+          <w:rFonts w:ascii="Arial" w:hAnsi="Arial" w:cs="Arial"/>
+        </w:rPr>
         <w:t>{%p endfor %}</w:t>
       </w:r>
     </w:p>
@@ -607,6 +645,9 @@
         </w:rPr>
       </w:pPr>
       <w:r>
+        <w:rPr>
+          <w:rFonts w:ascii="Arial" w:hAnsi="Arial" w:cs="Arial"/>
+        </w:rPr>
         <w:t>Настоящая доверенность выдана сроком {{ validity }} без права передоверия.</w:t>
       </w:r>
     </w:p>
